--- a/downloads/documents/04 Units/Unit 03 - Human Development and Relationships - Growing Up, Getting Along/Lesson 03.06 - Peer Influence Pressure and Refusal Skills.docx
+++ b/downloads/documents/04 Units/Unit 03 - Human Development and Relationships - Growing Up, Getting Along/Lesson 03.06 - Peer Influence Pressure and Refusal Skills.docx
@@ -525,7 +525,7 @@
         <w:t xml:space="preserve">Vocabulary 03.md</w:t>
       </w:r>
       <w:r>
-        <w:t xml:space="preserve">) for Turkish, Portuguese, and Spanish.</w:t>
+        <w:t xml:space="preserve">) for Spanish.</w:t>
       </w:r>
     </w:p>
     <w:p>
@@ -1755,7 +1755,7 @@
         <w:pStyle w:val="Compact"/>
       </w:pPr>
       <w:r>
-        <w:t xml:space="preserve">ELL: the four refusal steps have a picture cue each (a hand up, a speech bubble, an arrow, a door); the scenario cards are short and read aloud once by a teammate; word bank on the handout for peer, pressure, no, reason, and walk away in Turkish, Portuguese, and Spanish; sentence starters for the skit:</w:t>
+        <w:t xml:space="preserve">ELL: the four refusal steps have a picture cue each (a hand up, a speech bubble, an arrow, a door); the scenario cards are short and read aloud once by a teammate; word bank on the handout for peer, pressure, no, reason, and walk away in Spanish; sentence starters for the skit:</w:t>
       </w:r>
       <w:r>
         <w:t xml:space="preserve"> </w:t>
